--- a/Cuộc Đời và sự nghiệp/2.4. Giai đoạn 1945–1954.docx
+++ b/Cuộc Đời và sự nghiệp/2.4. Giai đoạn 1945–1954.docx
@@ -1,94 +1,79 @@
 
-<file path=word/document.xml><?xml version="1.0" encoding="utf-8"?>
+<file path=docProps\app.xml><?xml version="1.0" encoding="utf-8"?>
+<Properties xmlns="http://schemas.openxmlformats.org/officeDocument/2006/extended-properties" xmlns:vt="http://schemas.openxmlformats.org/officeDocument/2006/docPropsVTypes">
+  <Template>Normal.dotm</Template>
+  <Pages>1</Pages>
+  <Words>0</Words>
+  <Characters>0</Characters>
+  <Lines>0</Lines>
+  <Paragraphs>0</Paragraphs>
+  <TotalTime>0</TotalTime>
+  <ScaleCrop>false</ScaleCrop>
+  <LinksUpToDate>false</LinksUpToDate>
+  <CharactersWithSpaces>0</CharactersWithSpaces>
+  <Application>WPS Office_12.2.0.23206_F1E327BC-269C-435d-A152-05C5408002CA</Application>
+  <DocSecurity>0</DocSecurity>
+</Properties>
+</file>
+
+<file path=docProps\core.xml><?xml version="1.0" encoding="utf-8"?>
+<cp:coreProperties xmlns:cp="http://schemas.openxmlformats.org/package/2006/metadata/core-properties" xmlns:dc="http://purl.org/dc/elements/1.1/" xmlns:dcterms="http://purl.org/dc/terms/" xmlns:dcmitype="http://purl.org/dc/dcmitype/" xmlns:xsi="http://www.w3.org/2001/XMLSchema-instance">
+  <dcterms:created xsi:type="dcterms:W3CDTF">2026-07-28T16:59:00Z</dcterms:created>
+  <dc:creator>Quynh Diem</dc:creator>
+  <cp:lastModifiedBy>Quynh Diem</cp:lastModifiedBy>
+  <dcterms:modified xsi:type="dcterms:W3CDTF">2026-07-28T17:00:08Z</dcterms:modified>
+  <cp:revision>1</cp:revision>
+</cp:coreProperties>
+</file>
+
+<file path=docProps\custom.xml><?xml version="1.0" encoding="utf-8"?>
+<Properties xmlns="http://schemas.openxmlformats.org/officeDocument/2006/custom-properties" xmlns:vt="http://schemas.openxmlformats.org/officeDocument/2006/docPropsVTypes">
+  <property fmtid="{D5CDD505-2E9C-101B-9397-08002B2CF9AE}" pid="2" name="KSOProductBuildVer">
+    <vt:lpwstr>2057-12.2.0.23206</vt:lpwstr>
+  </property>
+  <property fmtid="{D5CDD505-2E9C-101B-9397-08002B2CF9AE}" pid="3" name="ICV">
+    <vt:lpwstr>B2645B58F7C14221A1052ED80107764B_11</vt:lpwstr>
+  </property>
+</Properties>
+</file>
+
+<file path=word\document.xml><?xml version="1.0" encoding="utf-8"?>
 <w:document xmlns:wpc="http://schemas.microsoft.com/office/word/2010/wordprocessingCanvas" xmlns:mc="http://schemas.openxmlformats.org/markup-compatibility/2006" xmlns:o="urn:schemas-microsoft-com:office:office" xmlns:r="http://schemas.openxmlformats.org/officeDocument/2006/relationships" xmlns:m="http://schemas.openxmlformats.org/officeDocument/2006/math" xmlns:v="urn:schemas-microsoft-com:vml" xmlns:wp14="http://schemas.microsoft.com/office/word/2010/wordprocessingDrawing" xmlns:wp="http://schemas.openxmlformats.org/drawingml/2006/wordprocessingDrawing" xmlns:w="http://schemas.openxmlformats.org/wordprocessingml/2006/main" xmlns:w14="http://schemas.microsoft.com/office/word/2010/wordml" xmlns:w10="urn:schemas-microsoft-com:office:word" xmlns:w15="http://schemas.microsoft.com/office/word/2012/wordml" xmlns:wpg="http://schemas.microsoft.com/office/word/2010/wordprocessingGroup" xmlns:wpi="http://schemas.microsoft.com/office/word/2010/wordprocessingInk" xmlns:wne="http://schemas.microsoft.com/office/word/2006/wordml" xmlns:wps="http://schemas.microsoft.com/office/word/2010/wordprocessingShape" xmlns:wpsCustomData="http://www.wps.cn/officeDocument/2013/wpsCustomData" mc:Ignorable="w14 w15 wp14">
   <w:body>
     <w:p>
-      <w:pPr>
-        <w:rPr>
-          <w:rFonts w:hint="default" w:ascii="Times New Roman" w:hAnsi="Times New Roman"/>
-          <w:sz w:val="28"/>
-          <w:szCs w:val="28"/>
-        </w:rPr>
-      </w:pPr>
-      <w:bookmarkStart w:id="0" w:name="_GoBack"/>
       <w:r>
-        <w:rPr>
-          <w:rFonts w:hint="default" w:ascii="Times New Roman" w:hAnsi="Times New Roman"/>
-          <w:sz w:val="28"/>
-          <w:szCs w:val="28"/>
-        </w:rPr>
-        <w:t>2.4. Giai đoạn 1945–1954</w:t>
-      </w:r>
-      <w:bookmarkEnd w:id="0"/>
-      <w:r>
-        <w:rPr>
-          <w:rFonts w:hint="default" w:ascii="Times New Roman" w:hAnsi="Times New Roman"/>
-          <w:sz w:val="28"/>
-          <w:szCs w:val="28"/>
-        </w:rPr>
-        <w:t>: Lãnh đạo kháng chiến chống thực dân Pháp</w:t>
+        <w:t>2. Cuộc đời và sự nghiệp của Chủ tịch Hồ Chí Minh</w:t>
       </w:r>
     </w:p>
     <w:p>
-      <w:pPr>
-        <w:rPr>
-          <w:rFonts w:hint="default" w:ascii="Times New Roman" w:hAnsi="Times New Roman"/>
-          <w:sz w:val="28"/>
-          <w:szCs w:val="28"/>
-        </w:rPr>
-      </w:pPr>
-    </w:p>
-    <w:p>
-      <w:pPr>
-        <w:rPr>
-          <w:rFonts w:hint="default" w:ascii="Times New Roman" w:hAnsi="Times New Roman"/>
-          <w:sz w:val="28"/>
-          <w:szCs w:val="28"/>
-        </w:rPr>
-      </w:pPr>
       <w:r>
-        <w:rPr>
-          <w:rFonts w:hint="default" w:ascii="Times New Roman" w:hAnsi="Times New Roman"/>
-          <w:sz w:val="28"/>
-          <w:szCs w:val="28"/>
-        </w:rPr>
-        <w:t>Sau khi nước Việt Nam Dân chủ Cộng hòa ra đời, Chủ tịch Hồ Chí Minh đã lãnh đạo đất nước vượt qua nhiều khó khăn về chính trị, kinh tế và quân sự. Trong giai đoạn 1945–1946, Người vận dụng đường lối ngoại giao linh hoạt để bảo vệ chính quyền cách mạng non trẻ, đồng thời tranh thủ thời gian củng cố lực lượng chuẩn bị cho cuộc kháng chiến lâu dài.</w:t>
+        <w:t>2.4. Giai đoạn 1945 – 1954: Kháng chiến chống thực dân Pháp</w:t>
       </w:r>
     </w:p>
     <w:p>
-      <w:pPr>
-        <w:rPr>
-          <w:rFonts w:hint="default" w:ascii="Times New Roman" w:hAnsi="Times New Roman"/>
-          <w:sz w:val="28"/>
-          <w:szCs w:val="28"/>
-        </w:rPr>
-      </w:pPr>
-    </w:p>
-    <w:p>
-      <w:pPr>
-        <w:rPr>
-          <w:rFonts w:hint="default" w:ascii="Times New Roman" w:hAnsi="Times New Roman"/>
-          <w:sz w:val="28"/>
-          <w:szCs w:val="28"/>
-        </w:rPr>
-      </w:pPr>
       <w:r>
-        <w:rPr>
-          <w:rFonts w:hint="default" w:ascii="Times New Roman" w:hAnsi="Times New Roman"/>
-          <w:sz w:val="28"/>
-          <w:szCs w:val="28"/>
-        </w:rPr>
-        <w:t>Khi thực dân Pháp quay trở lại xâm lược, ngày 19/12/1946, Chủ tịch Hồ Chí Minh ra Lời kêu gọi Toàn quốc kháng chiến, khẳng định quyết tâm bảo vệ độc lập dân tộc. Dưới sự lãnh đạo của Người, Đảng và nhân dân thực hiện đường lối kháng chiến toàn dân, toàn diện, trường kỳ và tự lực cánh sinh. Đỉnh cao của giai đoạn này là Chiến thắng Điện Biên Phủ năm 1954, buộc thực dân Pháp ký Hiệp định Giơ-ne-vơ, chấm dứt chiến tranh ở Đông Dương và mở ra bước phát triển mới cho cách mạng Việt Nam.</w:t>
+        <w:t>Sau ngày độc lập, chính quyền cách mạng non trẻ phải đối mặt với muôn vàn khó khăn về chính trị, kinh tế và quân sự. Bản lĩnh của Chủ tịch Hồ Chí Minh đã giúp đất nước vượt qua hiểm cảnh.</w:t>
       </w:r>
     </w:p>
     <w:p>
-      <w:pPr>
-        <w:rPr>
-          <w:rFonts w:hint="default" w:ascii="Times New Roman" w:hAnsi="Times New Roman" w:cs="Times New Roman"/>
-          <w:sz w:val="28"/>
-          <w:szCs w:val="28"/>
-        </w:rPr>
-      </w:pPr>
+      <w:r>
+        <w:t>Năm 1945 – 1946, Người áp dụng sách lược ngoại giao linh hoạt, ký Hiệp định Sơ bộ (6/3/1946) và Tạm ước (14/9/1946) để đẩy quân Tưởng về nước, kéo dài thời gian hòa hoãn nhằm củng cố lực lượng chuẩn bị cho cuộc kháng chiến lâu dài.</w:t>
+      </w:r>
+    </w:p>
+    <w:p>
+      <w:r>
+        <w:t>Đêm 19/12/1946, trước hành động bội ước xâm lược của thực dân Pháp, Chủ tịch Hồ Chí Minh ra "Lời kêu gọi Toàn quốc kháng chiến". Người cùng Chính phủ rút lên chiến khu Việt Bắc để tiến hành cuộc kháng chiến trường kỳ.</w:t>
+      </w:r>
+    </w:p>
+    <w:p>
+      <w:r>
+        <w:t>Người cùng Bộ Chính trị vạch ra đường lối kháng chiến toàn dân, toàn diện, trường kỳ và tự lực cánh sinh. Bác thường xuyên ra mặt trận, trực tiếp chỉ đạo và động viên chiến sĩ trong các chiến dịch lớn như Chiến dịch Biên giới (1950).</w:t>
+      </w:r>
+    </w:p>
+    <w:p>
+      <w:r>
+        <w:t>Năm 1954, Bộ Chính trị dưới sự chủ trì của Người quyết định mở Chiến dịch Điện Biên Phủ. Thắng lợi vang dội này đã đập tan tập đoàn cứ điểm mạnh nhất của Pháp ở Đông Dương, buộc Pháp phải ký Hiệp định Giơ-ne-vơ năm 1954, lập lại hòa bình và công nhận độc lập, chủ quyền của ba nước Đông Dương.</w:t>
+      </w:r>
     </w:p>
     <w:sectPr>
       <w:pgSz w:w="11906" w:h="16838"/>
@@ -100,7 +85,148 @@
 </w:document>
 </file>
 
-<file path=word/styles.xml><?xml version="1.0" encoding="utf-8"?>
+<file path=word\fontTable.xml><?xml version="1.0" encoding="utf-8"?>
+<w:fonts xmlns:mc="http://schemas.openxmlformats.org/markup-compatibility/2006" xmlns:r="http://schemas.openxmlformats.org/officeDocument/2006/relationships" xmlns:w="http://schemas.openxmlformats.org/wordprocessingml/2006/main" xmlns:w14="http://schemas.microsoft.com/office/word/2010/wordml" mc:Ignorable="w14">
+  <w:font w:name="Times New Roman">
+    <w:panose1 w:val="02020603050405020304"/>
+    <w:charset w:val="00"/>
+    <w:family w:val="roman"/>
+    <w:pitch w:val="variable"/>
+    <w:sig w:usb0="20007A87" w:usb1="80000000" w:usb2="00000008" w:usb3="00000000" w:csb0="000001FF" w:csb1="00000000"/>
+  </w:font>
+  <w:font w:name="宋体">
+    <w:altName w:val="SimSun"/>
+    <w:panose1 w:val="02010600030101010101"/>
+    <w:charset w:val="86"/>
+    <w:family w:val="auto"/>
+    <w:pitch w:val="variable"/>
+    <w:sig w:usb0="00000003" w:usb1="080E0000" w:usb2="00000010" w:usb3="00000000" w:csb0="00040001" w:csb1="00000000"/>
+  </w:font>
+  <w:font w:name="SimSun">
+    <w:panose1 w:val="02010600030101010101"/>
+    <w:charset w:val="86"/>
+    <w:family w:val="auto"/>
+    <w:pitch w:val="default"/>
+    <w:sig w:usb0="00000203" w:usb1="288F0000" w:usb2="00000006" w:usb3="00000000" w:csb0="00040001" w:csb1="00000000"/>
+  </w:font>
+  <w:font w:name="Arial">
+    <w:panose1 w:val="020B0604020202020204"/>
+    <w:charset w:val="00"/>
+    <w:family w:val="swiss"/>
+    <w:pitch w:val="default"/>
+    <w:sig w:usb0="E0002EFF" w:usb1="C000785B" w:usb2="00000009" w:usb3="00000000" w:csb0="400001FF" w:csb1="FFFF0000"/>
+  </w:font>
+  <w:font w:name="黑体">
+    <w:altName w:val="SimSun"/>
+    <w:panose1 w:val="02010600030101010101"/>
+    <w:charset w:val="86"/>
+    <w:family w:val="auto"/>
+    <w:pitch w:val="default"/>
+    <w:sig w:usb0="00000001" w:usb1="080E0000" w:usb2="00000010" w:usb3="00000000" w:csb0="00040000" w:csb1="00000000"/>
+  </w:font>
+  <w:font w:name="Courier New">
+    <w:panose1 w:val="02070309020205020404"/>
+    <w:charset w:val="00"/>
+    <w:family w:val="modern"/>
+    <w:pitch w:val="default"/>
+    <w:sig w:usb0="E0002EFF" w:usb1="C0007843" w:usb2="00000009" w:usb3="00000000" w:csb0="400001FF" w:csb1="FFFF0000"/>
+  </w:font>
+  <w:font w:name="Wingdings">
+    <w:panose1 w:val="05000000000000000000"/>
+    <w:charset w:val="02"/>
+    <w:family w:val="auto"/>
+    <w:pitch w:val="default"/>
+    <w:sig w:usb0="00000000" w:usb1="00000000" w:usb2="00000000" w:usb3="00000000" w:csb0="80000000" w:csb1="00000000"/>
+  </w:font>
+  <w:font w:name="Calibri">
+    <w:panose1 w:val="020F0502020204030204"/>
+    <w:charset w:val="00"/>
+    <w:family w:val="swiss"/>
+    <w:pitch w:val="default"/>
+    <w:sig w:usb0="E4002EFF" w:usb1="C200247B" w:usb2="00000009" w:usb3="00000000" w:csb0="200001FF" w:csb1="00000000"/>
+  </w:font>
+  <w:font w:name="等线">
+    <w:altName w:val="Microsoft YaHei"/>
+    <w:panose1 w:val="00000000000000000000"/>
+    <w:charset w:val="86"/>
+    <w:family w:val="auto"/>
+    <w:pitch w:val="default"/>
+    <w:sig w:usb0="00000000" w:usb1="00000000" w:usb2="00000000" w:usb3="00000000" w:csb0="00000000" w:csb1="00000000"/>
+  </w:font>
+  <w:font w:name="等线">
+    <w:altName w:val="Microsoft YaHei"/>
+    <w:panose1 w:val="00000000000000000000"/>
+    <w:charset w:val="86"/>
+    <w:family w:val="auto"/>
+    <w:pitch w:val="default"/>
+    <w:sig w:usb0="00000000" w:usb1="00000000" w:usb2="00000000" w:usb3="00000000" w:csb0="00000000" w:csb1="00000000"/>
+  </w:font>
+  <w:font w:name="等线">
+    <w:altName w:val="Microsoft YaHei"/>
+    <w:panose1 w:val="00000000000000000000"/>
+    <w:charset w:val="00"/>
+    <w:family w:val="auto"/>
+    <w:pitch w:val="default"/>
+    <w:sig w:usb0="00000000" w:usb1="00000000" w:usb2="00000000" w:usb3="00000000" w:csb0="00000000" w:csb1="00000000"/>
+  </w:font>
+  <w:font w:name="Microsoft YaHei">
+    <w:panose1 w:val="020B0503020204020204"/>
+    <w:charset w:val="86"/>
+    <w:family w:val="auto"/>
+    <w:pitch w:val="default"/>
+    <w:sig w:usb0="80000287" w:usb1="2ACF3C50" w:usb2="00000016" w:usb3="00000000" w:csb0="0004001F" w:csb1="00000000"/>
+  </w:font>
+</w:fonts>
+</file>
+
+<file path=word\settings.xml><?xml version="1.0" encoding="utf-8"?>
+<w:settings xmlns:mc="http://schemas.openxmlformats.org/markup-compatibility/2006" xmlns:o="urn:schemas-microsoft-com:office:office" xmlns:r="http://schemas.openxmlformats.org/officeDocument/2006/relationships" xmlns:m="http://schemas.openxmlformats.org/officeDocument/2006/math" xmlns:v="urn:schemas-microsoft-com:vml" xmlns:w10="urn:schemas-microsoft-com:office:word" xmlns:w="http://schemas.openxmlformats.org/wordprocessingml/2006/main" xmlns:w14="http://schemas.microsoft.com/office/word/2010/wordml" xmlns:sl="http://schemas.openxmlformats.org/schemaLibrary/2006/main" xmlns:wpsCustomData="http://www.wps.cn/officeDocument/2013/wpsCustomData" mc:Ignorable="w14">
+  <w:zoom w:percent="70"/>
+  <w:doNotDisplayPageBoundaries w:val="1"/>
+  <w:embedSystemFonts/>
+  <w:bordersDoNotSurroundHeader w:val="1"/>
+  <w:bordersDoNotSurroundFooter w:val="1"/>
+  <w:documentProtection w:enforcement="0"/>
+  <w:defaultTabStop w:val="720"/>
+  <w:drawingGridVerticalSpacing w:val="156"/>
+  <w:displayHorizontalDrawingGridEvery w:val="0"/>
+  <w:displayVerticalDrawingGridEvery w:val="2"/>
+  <w:characterSpacingControl w:val="doNotCompress"/>
+  <w:compat>
+    <w:spaceForUL/>
+    <w:doNotLeaveBackslashAlone/>
+    <w:ulTrailSpace/>
+    <w:doNotExpandShiftReturn/>
+    <w:adjustLineHeightInTable/>
+    <w:compatSetting w:name="compatibilityMode" w:uri="http://schemas.microsoft.com/office/word" w:val="14"/>
+    <w:compatSetting w:name="overrideTableStyleFontSizeAndJustification" w:uri="http://schemas.microsoft.com/office/word" w:val="1"/>
+    <w:compatSetting w:name="enableOpenTypeFeatures" w:uri="http://schemas.microsoft.com/office/word" w:val="1"/>
+    <w:compatSetting w:name="doNotFlipMirrorIndents" w:uri="http://schemas.microsoft.com/office/word" w:val="1"/>
+  </w:compat>
+  <w:rsids>
+    <w:rsidRoot w:val="193B1FEF"/>
+    <w:rsid w:val="193B1FEF"/>
+  </w:rsids>
+  <m:mathPr>
+    <m:mathFont m:val="Cambria Math"/>
+    <m:brkBin m:val="before"/>
+    <m:brkBinSub m:val="--"/>
+    <m:smallFrac m:val="0"/>
+    <m:dispDef/>
+    <m:lMargin m:val="0"/>
+    <m:rMargin m:val="0"/>
+    <m:defJc m:val="centerGroup"/>
+    <m:wrapIndent m:val="1440"/>
+    <m:intLim m:val="subSup"/>
+    <m:naryLim m:val="undOvr"/>
+  </m:mathPr>
+  <w:themeFontLang w:val="en-US" w:eastAsia="zh-CN"/>
+  <w:clrSchemeMapping w:bg1="light1" w:t1="dark1" w:bg2="light2" w:t2="dark2" w:accent1="accent1" w:accent2="accent2" w:accent3="accent3" w:accent4="accent4" w:accent5="accent5" w:accent6="accent6" w:hyperlink="hyperlink" w:followedHyperlink="followedHyperlink"/>
+  <w:doNotIncludeSubdocsInStats/>
+</w:settings>
+</file>
+
+<file path=word\styles.xml><?xml version="1.0" encoding="utf-8"?>
 <w:styles xmlns:mc="http://schemas.openxmlformats.org/markup-compatibility/2006" xmlns:o="urn:schemas-microsoft-com:office:office" xmlns:r="http://schemas.openxmlformats.org/officeDocument/2006/relationships" xmlns:m="http://schemas.openxmlformats.org/officeDocument/2006/math" xmlns:v="urn:schemas-microsoft-com:vml" xmlns:w="http://schemas.openxmlformats.org/wordprocessingml/2006/main" xmlns:w14="http://schemas.microsoft.com/office/word/2010/wordml" xmlns:w10="urn:schemas-microsoft-com:office:word" xmlns:sl="http://schemas.openxmlformats.org/schemaLibrary/2006/main" xmlns:wpsCustomData="http://www.wps.cn/officeDocument/2013/wpsCustomData" mc:Ignorable="w14">
   <w:docDefaults>
     <w:rPrDefault>
@@ -390,7 +516,7 @@
 </w:styles>
 </file>
 
-<file path=word/theme/theme1.xml><?xml version="1.0" encoding="utf-8"?>
+<file path=word\theme\theme1.xml><?xml version="1.0" encoding="utf-8"?>
 <a:theme xmlns:a="http://schemas.openxmlformats.org/drawingml/2006/main" name="Office 主题">
   <a:themeElements>
     <a:clrScheme name="Office">
